--- a/Term 3/Optimization/FinalExam/examen_opt.docx
+++ b/Term 3/Optimization/FinalExam/examen_opt.docx
@@ -94,7 +94,6 @@
               <w:bottom w:val="single" w:sz="6" w:space="0" w:color="000000"/>
               <w:right w:val="single" w:sz="6" w:space="0" w:color="000000"/>
             </w:tcBorders>
-            <w:shd w:val="clear" w:color="auto" w:fill="auto"/>
             <w:tcMar>
               <w:top w:w="0" w:type="dxa"/>
               <w:left w:w="30" w:type="dxa"/>
@@ -116,7 +115,6 @@
               <w:tc>
                 <w:tcPr>
                   <w:tcW w:w="2500" w:type="pct"/>
-                  <w:shd w:val="clear" w:color="auto" w:fill="auto"/>
                   <w:vAlign w:val="center"/>
                 </w:tcPr>
                 <w:p>
@@ -141,14 +139,13 @@
                       <w:color w:val="808080"/>
                       <w:sz w:val="27"/>
                     </w:rPr>
-                    <w:t>Javier Eulogio</w:t>
+                    <w:t>xxxxxxx</w:t>
                   </w:r>
                 </w:p>
               </w:tc>
               <w:tc>
                 <w:tcPr>
                   <w:tcW w:w="0" w:type="auto"/>
-                  <w:shd w:val="clear" w:color="auto" w:fill="auto"/>
                   <w:vAlign w:val="center"/>
                 </w:tcPr>
                 <w:p>
@@ -173,7 +170,16 @@
                       <w:color w:val="808080"/>
                       <w:sz w:val="27"/>
                     </w:rPr>
-                    <w:t xml:space="preserve"> 51779264P</w:t>
+                    <w:t xml:space="preserve"> </w:t>
+                  </w:r>
+                  <w:r>
+                    <w:rPr>
+                      <w:rFonts w:ascii="Arial" w:eastAsia="Arial" w:hAnsi="Arial" w:cs="Arial"/>
+                      <w:noProof/>
+                      <w:color w:val="808080"/>
+                      <w:sz w:val="27"/>
+                    </w:rPr>
+                    <w:t>xxxxxxx</w:t>
                   </w:r>
                 </w:p>
               </w:tc>
@@ -197,7 +203,6 @@
               <w:bottom w:val="single" w:sz="6" w:space="0" w:color="000000"/>
               <w:right w:val="single" w:sz="6" w:space="0" w:color="000000"/>
             </w:tcBorders>
-            <w:shd w:val="clear" w:color="auto" w:fill="auto"/>
             <w:tcMar>
               <w:top w:w="0" w:type="dxa"/>
               <w:left w:w="30" w:type="dxa"/>
@@ -225,7 +230,6 @@
               <w:bottom w:val="single" w:sz="6" w:space="0" w:color="000000"/>
               <w:right w:val="single" w:sz="6" w:space="0" w:color="000000"/>
             </w:tcBorders>
-            <w:shd w:val="clear" w:color="auto" w:fill="auto"/>
             <w:tcMar>
               <w:top w:w="0" w:type="dxa"/>
               <w:left w:w="30" w:type="dxa"/>
@@ -256,7 +260,7 @@
                 <w:color w:val="808080"/>
                 <w:sz w:val="27"/>
               </w:rPr>
-              <w:t>Blanco Álvarez</w:t>
+              <w:t>xxxxxxx</w:t>
             </w:r>
           </w:p>
         </w:tc>
@@ -270,7 +274,6 @@
               <w:bottom w:val="single" w:sz="6" w:space="0" w:color="000000"/>
               <w:right w:val="single" w:sz="6" w:space="0" w:color="000000"/>
             </w:tcBorders>
-            <w:shd w:val="clear" w:color="auto" w:fill="auto"/>
             <w:tcMar>
               <w:top w:w="0" w:type="dxa"/>
               <w:left w:w="30" w:type="dxa"/>
@@ -422,7 +425,6 @@
               <w:bottom w:val="single" w:sz="6" w:space="0" w:color="000000"/>
               <w:right w:val="single" w:sz="6" w:space="0" w:color="000000"/>
             </w:tcBorders>
-            <w:shd w:val="clear" w:color="auto" w:fill="auto"/>
             <w:tcMar>
               <w:top w:w="225" w:type="dxa"/>
               <w:left w:w="0" w:type="dxa"/>
@@ -462,7 +464,6 @@
               <w:bottom w:val="single" w:sz="6" w:space="0" w:color="000000"/>
               <w:right w:val="single" w:sz="6" w:space="0" w:color="000000"/>
             </w:tcBorders>
-            <w:shd w:val="clear" w:color="auto" w:fill="auto"/>
             <w:tcMar>
               <w:top w:w="225" w:type="dxa"/>
               <w:left w:w="0" w:type="dxa"/>
@@ -502,7 +503,6 @@
               <w:bottom w:val="single" w:sz="6" w:space="0" w:color="000000"/>
               <w:right w:val="single" w:sz="6" w:space="0" w:color="000000"/>
             </w:tcBorders>
-            <w:shd w:val="clear" w:color="auto" w:fill="auto"/>
             <w:tcMar>
               <w:top w:w="225" w:type="dxa"/>
               <w:left w:w="150" w:type="dxa"/>
@@ -677,7 +677,6 @@
               <w:bottom w:val="single" w:sz="6" w:space="0" w:color="000000"/>
               <w:right w:val="single" w:sz="6" w:space="0" w:color="000000"/>
             </w:tcBorders>
-            <w:shd w:val="clear" w:color="auto" w:fill="auto"/>
             <w:tcMar>
               <w:top w:w="225" w:type="dxa"/>
               <w:left w:w="0" w:type="dxa"/>
@@ -713,7 +712,6 @@
               <w:bottom w:val="single" w:sz="6" w:space="0" w:color="000000"/>
               <w:right w:val="single" w:sz="6" w:space="0" w:color="000000"/>
             </w:tcBorders>
-            <w:shd w:val="clear" w:color="auto" w:fill="auto"/>
             <w:tcMar>
               <w:top w:w="225" w:type="dxa"/>
               <w:left w:w="0" w:type="dxa"/>
@@ -749,7 +747,6 @@
               <w:bottom w:val="single" w:sz="6" w:space="0" w:color="000000"/>
               <w:right w:val="single" w:sz="6" w:space="0" w:color="000000"/>
             </w:tcBorders>
-            <w:shd w:val="clear" w:color="auto" w:fill="auto"/>
             <w:tcMar>
               <w:top w:w="225" w:type="dxa"/>
               <w:left w:w="0" w:type="dxa"/>
@@ -828,7 +825,6 @@
         <w:tc>
           <w:tcPr>
             <w:tcW w:w="100" w:type="auto"/>
-            <w:shd w:val="clear" w:color="auto" w:fill="auto"/>
             <w:vAlign w:val="center"/>
           </w:tcPr>
           <w:p>
